--- a/1220806_122.docx
+++ b/1220806_122.docx
@@ -764,19 +764,7 @@
         <w:rPr>
           <w:rFonts w:asciiTheme="majorBidi" w:hAnsiTheme="majorBidi" w:cstheme="majorBidi"/>
         </w:rPr>
-        <w:t xml:space="preserve">For every sweep, the program calculates the average received power for Wi-Fi channels 1 through </w:t>
-      </w:r>
-      <w:r>
-        <w:rPr>
-          <w:rFonts w:asciiTheme="majorBidi" w:hAnsiTheme="majorBidi" w:cstheme="majorBidi"/>
-        </w:rPr>
-        <w:t xml:space="preserve">13 </w:t>
-      </w:r>
-      <w:r>
-        <w:rPr>
-          <w:rFonts w:asciiTheme="majorBidi" w:hAnsiTheme="majorBidi" w:cstheme="majorBidi"/>
-        </w:rPr>
-        <w:t>A channel is considered occupied when its measured power is more than 6 dB above the estimated noise floor.</w:t>
+        <w:t>For every sweep, the program calculates the average received power for Wi-Fi channels 1 through 13 A channel is considered occupied when its measured power is more than 6 dB above the estimated noise floor.</w:t>
       </w:r>
     </w:p>
     <w:p>
@@ -853,14 +841,7 @@
           <w:b/>
           <w:bCs/>
         </w:rPr>
-        <w:t>1</w:t>
-      </w:r>
-      <w:r>
-        <w:rPr>
-          <w:b/>
-          <w:bCs/>
-        </w:rPr>
-        <w:t>.2 Power Spectrum</w:t>
+        <w:t>1.2 Power Spectrum</w:t>
       </w:r>
       <w:bookmarkEnd w:id="2"/>
     </w:p>
@@ -932,24 +913,14 @@
       <w:r>
         <w:t xml:space="preserve">Figure </w:t>
       </w:r>
-      <w:r>
-        <w:fldChar w:fldCharType="begin"/>
-      </w:r>
-      <w:r>
-        <w:instrText xml:space="preserve"> SEQ Figure \* ARABIC </w:instrText>
-      </w:r>
-      <w:r>
-        <w:fldChar w:fldCharType="separate"/>
-      </w:r>
-      <w:r>
-        <w:rPr>
-          <w:noProof/>
-        </w:rPr>
-        <w:t>1</w:t>
-      </w:r>
-      <w:r>
-        <w:fldChar w:fldCharType="end"/>
-      </w:r>
+      <w:fldSimple w:instr=" SEQ Figure \* ARABIC ">
+        <w:r>
+          <w:rPr>
+            <w:noProof/>
+          </w:rPr>
+          <w:t>1</w:t>
+        </w:r>
+      </w:fldSimple>
       <w:r>
         <w:t>:</w:t>
       </w:r>
@@ -1100,24 +1071,14 @@
       <w:r>
         <w:t xml:space="preserve">Figure </w:t>
       </w:r>
-      <w:r>
-        <w:fldChar w:fldCharType="begin"/>
-      </w:r>
-      <w:r>
-        <w:instrText xml:space="preserve"> SEQ Figure \* ARABIC </w:instrText>
-      </w:r>
-      <w:r>
-        <w:fldChar w:fldCharType="separate"/>
-      </w:r>
-      <w:r>
-        <w:rPr>
-          <w:noProof/>
-        </w:rPr>
-        <w:t>2</w:t>
-      </w:r>
-      <w:r>
-        <w:fldChar w:fldCharType="end"/>
-      </w:r>
+      <w:fldSimple w:instr=" SEQ Figure \* ARABIC ">
+        <w:r>
+          <w:rPr>
+            <w:noProof/>
+          </w:rPr>
+          <w:t>2</w:t>
+        </w:r>
+      </w:fldSimple>
       <w:r>
         <w:t>:</w:t>
       </w:r>
@@ -1219,14 +1180,7 @@
           <w:bCs/>
         </w:rPr>
         <w:lastRenderedPageBreak/>
-        <w:t>1</w:t>
-      </w:r>
-      <w:r>
-        <w:rPr>
-          <w:b/>
-          <w:bCs/>
-        </w:rPr>
-        <w:t>.4 Discussion and Limitations</w:t>
+        <w:t>1.4 Discussion and Limitations</w:t>
       </w:r>
       <w:bookmarkEnd w:id="6"/>
     </w:p>
@@ -1245,6 +1199,166 @@
       <w:r>
         <w:t>One limitation is that the noise floor is calculated for each sweep. If many channels are active at the same time, weaker signals may be missed. Using a more stable or calibrated noise-floor value could improve the detection accuracy.</w:t>
       </w:r>
+    </w:p>
+    <w:p>
+      <w:pPr>
+        <w:pStyle w:val="NormalWeb"/>
+      </w:pPr>
+    </w:p>
+    <w:p>
+      <w:pPr>
+        <w:pStyle w:val="NormalWeb"/>
+      </w:pPr>
+    </w:p>
+    <w:p>
+      <w:pPr>
+        <w:pStyle w:val="NormalWeb"/>
+      </w:pPr>
+    </w:p>
+    <w:p>
+      <w:pPr>
+        <w:pStyle w:val="NormalWeb"/>
+      </w:pPr>
+    </w:p>
+    <w:p>
+      <w:pPr>
+        <w:pStyle w:val="NormalWeb"/>
+        <w:jc w:val="center"/>
+      </w:pPr>
+      <w:r>
+        <w:t xml:space="preserve">Part1 and part2 </w:t>
+      </w:r>
+      <w:r>
+        <w:br/>
+      </w:r>
+    </w:p>
+    <w:p>
+      <w:pPr>
+        <w:pStyle w:val="NormalWeb"/>
+      </w:pPr>
+      <w:r>
+        <w:rPr>
+          <w:noProof/>
+        </w:rPr>
+        <w:drawing>
+          <wp:inline distT="0" distB="0" distL="0" distR="0" wp14:anchorId="70042DE5" wp14:editId="3F57A6D0">
+            <wp:extent cx="5943600" cy="2971800"/>
+            <wp:effectExtent l="0" t="0" r="0" b="0"/>
+            <wp:docPr id="3" name="Picture 3"/>
+            <wp:cNvGraphicFramePr>
+              <a:graphicFrameLocks xmlns:a="http://schemas.openxmlformats.org/drawingml/2006/main" noChangeAspect="1"/>
+            </wp:cNvGraphicFramePr>
+            <a:graphic xmlns:a="http://schemas.openxmlformats.org/drawingml/2006/main">
+              <a:graphicData uri="http://schemas.openxmlformats.org/drawingml/2006/picture">
+                <pic:pic xmlns:pic="http://schemas.openxmlformats.org/drawingml/2006/picture">
+                  <pic:nvPicPr>
+                    <pic:cNvPr id="0" name="Picture 5"/>
+                    <pic:cNvPicPr>
+                      <a:picLocks noChangeAspect="1" noChangeArrowheads="1"/>
+                    </pic:cNvPicPr>
+                  </pic:nvPicPr>
+                  <pic:blipFill>
+                    <a:blip r:embed="rId11" cstate="print">
+                      <a:extLst>
+                        <a:ext uri="{28A0092B-C50C-407E-A947-70E740481C1C}">
+                          <a14:useLocalDpi xmlns:a14="http://schemas.microsoft.com/office/drawing/2010/main" val="0"/>
+                        </a:ext>
+                      </a:extLst>
+                    </a:blip>
+                    <a:srcRect/>
+                    <a:stretch>
+                      <a:fillRect/>
+                    </a:stretch>
+                  </pic:blipFill>
+                  <pic:spPr bwMode="auto">
+                    <a:xfrm>
+                      <a:off x="0" y="0"/>
+                      <a:ext cx="5943600" cy="2971800"/>
+                    </a:xfrm>
+                    <a:prstGeom prst="rect">
+                      <a:avLst/>
+                    </a:prstGeom>
+                    <a:noFill/>
+                    <a:ln>
+                      <a:noFill/>
+                    </a:ln>
+                  </pic:spPr>
+                </pic:pic>
+              </a:graphicData>
+            </a:graphic>
+          </wp:inline>
+        </w:drawing>
+      </w:r>
+    </w:p>
+    <w:p>
+      <w:pPr>
+        <w:pStyle w:val="NormalWeb"/>
+      </w:pPr>
+      <w:r>
+        <w:rPr>
+          <w:noProof/>
+        </w:rPr>
+        <w:lastRenderedPageBreak/>
+        <w:drawing>
+          <wp:inline distT="0" distB="0" distL="0" distR="0" wp14:anchorId="07A2F32E" wp14:editId="66F33CD9">
+            <wp:extent cx="5943600" cy="3962400"/>
+            <wp:effectExtent l="0" t="0" r="0" b="0"/>
+            <wp:docPr id="4" name="Picture 4"/>
+            <wp:cNvGraphicFramePr>
+              <a:graphicFrameLocks xmlns:a="http://schemas.openxmlformats.org/drawingml/2006/main" noChangeAspect="1"/>
+            </wp:cNvGraphicFramePr>
+            <a:graphic xmlns:a="http://schemas.openxmlformats.org/drawingml/2006/main">
+              <a:graphicData uri="http://schemas.openxmlformats.org/drawingml/2006/picture">
+                <pic:pic xmlns:pic="http://schemas.openxmlformats.org/drawingml/2006/picture">
+                  <pic:nvPicPr>
+                    <pic:cNvPr id="0" name="Picture 7"/>
+                    <pic:cNvPicPr>
+                      <a:picLocks noChangeAspect="1" noChangeArrowheads="1"/>
+                    </pic:cNvPicPr>
+                  </pic:nvPicPr>
+                  <pic:blipFill>
+                    <a:blip r:embed="rId12">
+                      <a:extLst>
+                        <a:ext uri="{28A0092B-C50C-407E-A947-70E740481C1C}">
+                          <a14:useLocalDpi xmlns:a14="http://schemas.microsoft.com/office/drawing/2010/main" val="0"/>
+                        </a:ext>
+                      </a:extLst>
+                    </a:blip>
+                    <a:srcRect/>
+                    <a:stretch>
+                      <a:fillRect/>
+                    </a:stretch>
+                  </pic:blipFill>
+                  <pic:spPr bwMode="auto">
+                    <a:xfrm>
+                      <a:off x="0" y="0"/>
+                      <a:ext cx="5943600" cy="3962400"/>
+                    </a:xfrm>
+                    <a:prstGeom prst="rect">
+                      <a:avLst/>
+                    </a:prstGeom>
+                    <a:noFill/>
+                    <a:ln>
+                      <a:noFill/>
+                    </a:ln>
+                  </pic:spPr>
+                </pic:pic>
+              </a:graphicData>
+            </a:graphic>
+          </wp:inline>
+        </w:drawing>
+      </w:r>
+    </w:p>
+    <w:p>
+      <w:pPr>
+        <w:pStyle w:val="NormalWeb"/>
+        <w:jc w:val="center"/>
+      </w:pPr>
+    </w:p>
+    <w:p>
+      <w:pPr>
+        <w:pStyle w:val="NormalWeb"/>
+      </w:pPr>
     </w:p>
     <w:p>
       <w:pPr>
@@ -1253,7 +1367,7 @@
       </w:pPr>
     </w:p>
     <w:sectPr>
-      <w:footerReference w:type="default" r:id="rId11"/>
+      <w:footerReference w:type="default" r:id="rId13"/>
       <w:pgSz w:w="12240" w:h="15840"/>
       <w:pgMar w:top="1440" w:right="1440" w:bottom="1440" w:left="1440" w:header="708" w:footer="708" w:gutter="0"/>
       <w:pgBorders w:offsetFrom="page">
